--- a/שיהיה אפשרות עדכון מהלוח שנה וגם מהכרטיס לקוחה את כל הפרטים.docx
+++ b/שיהיה אפשרות עדכון מהלוח שנה וגם מהכרטיס לקוחה את כל הפרטים.docx
@@ -32,27 +32,29 @@
         </w:rPr>
         <w:br/>
       </w:r>
-      <w:r>
-        <w:rPr>
-          <w:rFonts w:hint="cs"/>
-          <w:rtl/>
-        </w:rPr>
-        <w:t>שיהיה אפשרות עדכון מהלוח שנה וגם מהכרטיס לקוחה את כל הפרטים</w:t>
-      </w:r>
-    </w:p>
-    <w:p>
-      <w:pPr>
-        <w:rPr>
-          <w:rtl/>
-        </w:rPr>
-      </w:pPr>
-    </w:p>
-    <w:p>
-      <w:pPr>
-        <w:rPr>
-          <w:rtl/>
-        </w:rPr>
-      </w:pPr>
+    </w:p>
+    <w:p>
+      <w:pPr>
+        <w:rPr>
+          <w:rtl/>
+        </w:rPr>
+      </w:pPr>
+      <w:r>
+        <w:rPr>
+          <w:rFonts w:hint="cs"/>
+          <w:rtl/>
+        </w:rPr>
+        <w:t xml:space="preserve">לוח שנה חיפוש לפי תאריך לפי שם לקוחה לפי מוצרים </w:t>
+      </w:r>
+      <w:proofErr w:type="spellStart"/>
+      <w:r>
+        <w:rPr>
+          <w:rFonts w:hint="cs"/>
+          <w:rtl/>
+        </w:rPr>
+        <w:t>הכל</w:t>
+      </w:r>
+      <w:proofErr w:type="spellEnd"/>
     </w:p>
     <w:p>
       <w:pPr>
@@ -125,6 +127,86 @@
           <w:rtl/>
         </w:rPr>
       </w:pPr>
+      <w:r>
+        <w:rPr>
+          <w:rtl/>
+        </w:rPr>
+        <w:br/>
+      </w:r>
+      <w:r>
+        <w:rPr>
+          <w:rFonts w:hint="cs"/>
+          <w:rtl/>
+        </w:rPr>
+        <w:t xml:space="preserve">להוסיף </w:t>
+      </w:r>
+      <w:proofErr w:type="spellStart"/>
+      <w:r>
+        <w:rPr>
+          <w:rFonts w:hint="cs"/>
+          <w:rtl/>
+        </w:rPr>
+        <w:t>אמפוליא</w:t>
+      </w:r>
+      <w:proofErr w:type="spellEnd"/>
+      <w:r>
+        <w:rPr>
+          <w:rFonts w:hint="cs"/>
+          <w:rtl/>
+        </w:rPr>
+        <w:t xml:space="preserve"> לסייד בר</w:t>
+      </w:r>
+    </w:p>
+    <w:p>
+      <w:pPr>
+        <w:rPr>
+          <w:rtl/>
+        </w:rPr>
+      </w:pPr>
+      <w:r>
+        <w:rPr>
+          <w:rFonts w:hint="cs"/>
+          <w:rtl/>
+        </w:rPr>
+        <w:t xml:space="preserve">כפתור חזרה </w:t>
+      </w:r>
+    </w:p>
+    <w:p>
+      <w:pPr>
+        <w:rPr>
+          <w:rtl/>
+        </w:rPr>
+      </w:pPr>
+    </w:p>
+    <w:p>
+      <w:pPr>
+        <w:rPr>
+          <w:rtl/>
+        </w:rPr>
+      </w:pPr>
+      <w:r>
+        <w:rPr>
+          <w:rFonts w:hint="cs"/>
+          <w:rtl/>
+        </w:rPr>
+        <w:t xml:space="preserve">שיהיה אכיפה על מלאי  אם אין במלאי שלא </w:t>
+      </w:r>
+      <w:proofErr w:type="spellStart"/>
+      <w:r>
+        <w:rPr>
+          <w:rFonts w:hint="cs"/>
+          <w:rtl/>
+        </w:rPr>
+        <w:t>יתן</w:t>
+      </w:r>
+      <w:proofErr w:type="spellEnd"/>
+      <w:r>
+        <w:rPr>
+          <w:rFonts w:hint="cs"/>
+          <w:rtl/>
+        </w:rPr>
+        <w:t xml:space="preserve"> לקנות</w:t>
+      </w:r>
     </w:p>
     <w:p>
       <w:pPr>
@@ -148,6 +230,11 @@
       </w:pPr>
     </w:p>
     <w:p>
+      <w:pPr>
+        <w:rPr>
+          <w:rtl/>
+        </w:rPr>
+      </w:pPr>
       <w:proofErr w:type="spellStart"/>
       <w:r>
         <w:rPr>
@@ -197,6 +284,21 @@
         <w:t xml:space="preserve"> אות ודבר </w:t>
       </w:r>
     </w:p>
+    <w:p>
+      <w:pPr>
+        <w:rPr>
+          <w:rtl/>
+        </w:rPr>
+      </w:pPr>
+    </w:p>
+    <w:p>
+      <w:pPr>
+        <w:rPr>
+          <w:rtl/>
+        </w:rPr>
+      </w:pPr>
+    </w:p>
+    <w:p/>
     <w:sectPr>
       <w:pgSz w:w="11906" w:h="16838"/>
       <w:pgMar w:top="1440" w:right="1800" w:bottom="1440" w:left="1800" w:header="708" w:footer="708" w:gutter="0"/>

--- a/שיהיה אפשרות עדכון מהלוח שנה וגם מהכרטיס לקוחה את כל הפרטים.docx
+++ b/שיהיה אפשרות עדכון מהלוח שנה וגם מהכרטיס לקוחה את כל הפרטים.docx
@@ -10,6 +10,13 @@
       </w:pPr>
       <w:r>
         <w:rPr>
+          <w:rFonts w:hint="cs"/>
+          <w:rtl/>
+        </w:rPr>
+        <w:t xml:space="preserve"> </w:t>
+      </w:r>
+      <w:r>
+        <w:rPr>
           <w:rtl/>
         </w:rPr>
         <w:br/>
@@ -44,7 +51,47 @@
           <w:rFonts w:hint="cs"/>
           <w:rtl/>
         </w:rPr>
-        <w:t xml:space="preserve">לוח שנה חיפוש לפי תאריך לפי שם לקוחה לפי מוצרים </w:t>
+        <w:t>שם משתמש וסיסמא טוקנים</w:t>
+      </w:r>
+      <w:r>
+        <w:rPr>
+          <w:rtl/>
+        </w:rPr>
+        <w:br/>
+      </w:r>
+      <w:r>
+        <w:rPr>
+          <w:rFonts w:hint="cs"/>
+          <w:rtl/>
+        </w:rPr>
+        <w:t xml:space="preserve">אישור רק למנהל לפי ה </w:t>
+      </w:r>
+      <w:r>
+        <w:rPr>
+          <w:rFonts w:hint="cs"/>
+        </w:rPr>
+        <w:t xml:space="preserve">URL </w:t>
+      </w:r>
+      <w:r>
+        <w:rPr>
+          <w:rFonts w:hint="cs"/>
+          <w:rtl/>
+        </w:rPr>
+        <w:t xml:space="preserve"> שיהיה אפשרות רק למנה ל</w:t>
+      </w:r>
+      <w:r>
+        <w:rPr>
+          <w:rFonts w:hint="cs"/>
+          <w:rtl/>
+        </w:rPr>
+        <w:t xml:space="preserve"> </w:t>
+      </w:r>
+      <w:r>
+        <w:rPr>
+          <w:rFonts w:hint="cs"/>
+          <w:rtl/>
+        </w:rPr>
+        <w:t xml:space="preserve">להיכנס </w:t>
       </w:r>
       <w:proofErr w:type="spellStart"/>
       <w:r>
@@ -52,128 +99,15 @@
           <w:rFonts w:hint="cs"/>
           <w:rtl/>
         </w:rPr>
-        <w:t>הכל</w:t>
+        <w:t>להכל</w:t>
       </w:r>
       <w:proofErr w:type="spellEnd"/>
     </w:p>
     <w:p>
       <w:pPr>
         <w:rPr>
-          <w:rtl/>
-        </w:rPr>
-      </w:pPr>
-      <w:r>
-        <w:rPr>
-          <w:rFonts w:hint="cs"/>
-          <w:rtl/>
-        </w:rPr>
-        <w:t>שם משתמש וסיסמא טוקנים</w:t>
-      </w:r>
-      <w:r>
-        <w:rPr>
-          <w:rtl/>
-        </w:rPr>
-        <w:br/>
-      </w:r>
-      <w:r>
-        <w:rPr>
-          <w:rFonts w:hint="cs"/>
-          <w:rtl/>
-        </w:rPr>
-        <w:t xml:space="preserve">אישור רק למנהל לפי ה </w:t>
-      </w:r>
-      <w:r>
-        <w:rPr>
-          <w:rFonts w:hint="cs"/>
-        </w:rPr>
-        <w:t xml:space="preserve">URL </w:t>
-      </w:r>
-      <w:r>
-        <w:rPr>
-          <w:rFonts w:hint="cs"/>
-          <w:rtl/>
-        </w:rPr>
-        <w:t xml:space="preserve"> שיהיה אפשרות רק למנה </w:t>
-      </w:r>
-      <w:proofErr w:type="spellStart"/>
-      <w:r>
-        <w:rPr>
-          <w:rFonts w:hint="cs"/>
-          <w:rtl/>
-        </w:rPr>
-        <w:t>ללהיכנס</w:t>
-      </w:r>
-      <w:proofErr w:type="spellEnd"/>
-      <w:r>
-        <w:rPr>
-          <w:rFonts w:hint="cs"/>
-          <w:rtl/>
-        </w:rPr>
-        <w:t xml:space="preserve"> </w:t>
-      </w:r>
-      <w:proofErr w:type="spellStart"/>
-      <w:r>
-        <w:rPr>
-          <w:rFonts w:hint="cs"/>
-          <w:rtl/>
-        </w:rPr>
-        <w:t>להכל</w:t>
-      </w:r>
-      <w:proofErr w:type="spellEnd"/>
-    </w:p>
-    <w:p>
-      <w:pPr>
-        <w:rPr>
-          <w:rtl/>
-        </w:rPr>
-      </w:pPr>
-      <w:r>
-        <w:rPr>
-          <w:rtl/>
-        </w:rPr>
-        <w:br/>
-      </w:r>
-      <w:r>
-        <w:rPr>
-          <w:rFonts w:hint="cs"/>
-          <w:rtl/>
-        </w:rPr>
-        <w:t xml:space="preserve">להוסיף </w:t>
-      </w:r>
-      <w:proofErr w:type="spellStart"/>
-      <w:r>
-        <w:rPr>
-          <w:rFonts w:hint="cs"/>
-          <w:rtl/>
-        </w:rPr>
-        <w:t>אמפוליא</w:t>
-      </w:r>
-      <w:proofErr w:type="spellEnd"/>
-      <w:r>
-        <w:rPr>
-          <w:rFonts w:hint="cs"/>
-          <w:rtl/>
-        </w:rPr>
-        <w:t xml:space="preserve"> לסייד בר</w:t>
-      </w:r>
-    </w:p>
-    <w:p>
-      <w:pPr>
-        <w:rPr>
-          <w:rtl/>
-        </w:rPr>
-      </w:pPr>
-      <w:r>
-        <w:rPr>
-          <w:rFonts w:hint="cs"/>
-          <w:rtl/>
-        </w:rPr>
-        <w:t xml:space="preserve">כפתור חזרה </w:t>
-      </w:r>
-    </w:p>
-    <w:p>
-      <w:pPr>
-        <w:rPr>
+          <w:b/>
+          <w:bCs/>
           <w:rtl/>
         </w:rPr>
       </w:pPr>
@@ -189,36 +123,6 @@
           <w:rFonts w:hint="cs"/>
           <w:rtl/>
         </w:rPr>
-        <w:t xml:space="preserve">שיהיה אכיפה על מלאי  אם אין במלאי שלא </w:t>
-      </w:r>
-      <w:proofErr w:type="spellStart"/>
-      <w:r>
-        <w:rPr>
-          <w:rFonts w:hint="cs"/>
-          <w:rtl/>
-        </w:rPr>
-        <w:t>יתן</w:t>
-      </w:r>
-      <w:proofErr w:type="spellEnd"/>
-      <w:r>
-        <w:rPr>
-          <w:rFonts w:hint="cs"/>
-          <w:rtl/>
-        </w:rPr>
-        <w:t xml:space="preserve"> לקנות</w:t>
-      </w:r>
-    </w:p>
-    <w:p>
-      <w:pPr>
-        <w:rPr>
-          <w:rtl/>
-        </w:rPr>
-      </w:pPr>
-      <w:r>
-        <w:rPr>
-          <w:rFonts w:hint="cs"/>
-          <w:rtl/>
-        </w:rPr>
         <w:t xml:space="preserve">אבטחה </w:t>
       </w:r>
     </w:p>
@@ -235,54 +139,6 @@
           <w:rtl/>
         </w:rPr>
       </w:pPr>
-      <w:proofErr w:type="spellStart"/>
-      <w:r>
-        <w:rPr>
-          <w:rFonts w:hint="cs"/>
-          <w:rtl/>
-        </w:rPr>
-        <w:t>שיהיהי</w:t>
-      </w:r>
-      <w:proofErr w:type="spellEnd"/>
-      <w:r>
-        <w:rPr>
-          <w:rFonts w:hint="cs"/>
-          <w:rtl/>
-        </w:rPr>
-        <w:t xml:space="preserve"> לי 3 </w:t>
-      </w:r>
-      <w:proofErr w:type="spellStart"/>
-      <w:r>
-        <w:rPr>
-          <w:rFonts w:hint="cs"/>
-          <w:rtl/>
-        </w:rPr>
-        <w:t>אפשרויו</w:t>
-      </w:r>
-      <w:proofErr w:type="spellEnd"/>
-      <w:r>
-        <w:rPr>
-          <w:rFonts w:hint="cs"/>
-          <w:rtl/>
-        </w:rPr>
-        <w:t xml:space="preserve"> רכישת מצור רכישת פאה ושירות ואז ירד לי הסוג פריט ולפי זה הוא יביא את רשימת הפאות או את רשימת המוצרים בפריט ובשירות </w:t>
-      </w:r>
-      <w:proofErr w:type="spellStart"/>
-      <w:r>
-        <w:rPr>
-          <w:rFonts w:hint="cs"/>
-          <w:rtl/>
-        </w:rPr>
-        <w:t>שישאר</w:t>
-      </w:r>
-      <w:proofErr w:type="spellEnd"/>
-      <w:r>
-        <w:rPr>
-          <w:rFonts w:hint="cs"/>
-          <w:rtl/>
-        </w:rPr>
-        <w:t xml:space="preserve"> אות ודבר </w:t>
-      </w:r>
     </w:p>
     <w:p>
       <w:pPr>
